--- a/apresentacao-ciprem/roteiro-video-ciprem.docx
+++ b/apresentacao-ciprem/roteiro-video-ciprem.docx
@@ -2829,7 +2829,7 @@
                 <w:sz w:val="20"/>
                 <w:szCs w:val="20"/>
               </w:rPr>
-              <w:t xml:space="preserve">vinheta_apresenta 00:01.0–00:05.5: Reaproveitar os planos reais de obra da abertura: operário na planta (1–2 s), escavadeira com pessoas no pátio (2–3 s), pavimentadora de asfalto com engenheira (3–4 s), central de concreto (4–5 s). Esticar com câmera lenta 0.5x para cobrir 10 s.</w:t>
+              <w:t xml:space="preserve">vinheta_apresenta 00:01.0–00:05.0: Reaproveitar os planos reais de obra da abertura: operário na planta (1–2 s), escavadeira com pessoas no pátio (2–3 s), pavimentadora de asfalto com engenheira (3–4 s), central de concreto (4–5 s). Cortar em 5.0 s, antes da transição escura para o logo. Câmera lenta 0.5x cobre 8 s e o último quadro fica congelado nos 2 s finais.</w:t>
             </w:r>
             <w:r>
               <w:br/>

--- a/apresentacao-ciprem/roteiro-video-ciprem.docx
+++ b/apresentacao-ciprem/roteiro-video-ciprem.docx
@@ -3359,7 +3359,7 @@
                 <w:sz w:val="20"/>
                 <w:szCs w:val="20"/>
               </w:rPr>
-              <w:t xml:space="preserve">69.0 s — CARTÃO CONSTRUTORAS: Fornecimento contínuo, entrega programada e laudo de cada lote.</w:t>
+              <w:t xml:space="preserve">69.0 s — CARTÃO CONSTRUTORAS: Fornecimento contínuo e entrega programada.</w:t>
             </w:r>
             <w:r>
               <w:br/>

--- a/apresentacao-ciprem/roteiro-video-ciprem.docx
+++ b/apresentacao-ciprem/roteiro-video-ciprem.docx
@@ -2552,19 +2552,6 @@
                 <w:szCs w:val="20"/>
               </w:rPr>
               <w:t xml:space="preserve">46.0 s — Pedreiras em plena operação na Bahia e em Minas Gerais  [bullet com traço âmbar]</w:t>
-            </w:r>
-            <w:r>
-              <w:br/>
-            </w:r>
-            <w:r>
-              <w:rPr>
-                <w:rFonts w:ascii="Arial" w:cs="Arial" w:eastAsia="Arial" w:hAnsi="Arial"/>
-                <w:b w:val="false"/>
-                <w:bCs w:val="false"/>
-                <w:sz w:val="20"/>
-                <w:szCs w:val="20"/>
-              </w:rPr>
-              <w:t xml:space="preserve">48.5 s — Da extração ao concreto usinado: cadeia completa  [bullet com traço âmbar]</w:t>
             </w:r>
             <w:r>
               <w:br/>

--- a/apresentacao-ciprem/roteiro-video-ciprem.docx
+++ b/apresentacao-ciprem/roteiro-video-ciprem.docx
@@ -3737,7 +3737,20 @@
                 <w:sz w:val="20"/>
                 <w:szCs w:val="20"/>
               </w:rPr>
-              <w:t xml:space="preserve">84.5 s — [WhatsApp comercial]  |  [Instagram]  |  [site]  [prata, 28 px. PREENCHER com os contatos reais antes de renderizar.]</w:t>
+              <w:t xml:space="preserve">84.5 s — gerencia1@mineracaosaovicente.com.br  |  www.mineracaosaovicente.com.br</w:t>
+            </w:r>
+            <w:r>
+              <w:br/>
+            </w:r>
+            <w:r>
+              <w:rPr>
+                <w:rFonts w:ascii="Arial" w:cs="Arial" w:eastAsia="Arial" w:hAnsi="Arial"/>
+                <w:b w:val="false"/>
+                <w:bCs w:val="false"/>
+                <w:sz w:val="20"/>
+                <w:szCs w:val="20"/>
+              </w:rPr>
+              <w:t xml:space="preserve">(73) 3262-1601  |  (73) 99983-4832  [prata, 28 px, duas linhas (e-mail e site; telefones)]</w:t>
             </w:r>
             <w:r>
               <w:br/>

--- a/apresentacao-ciprem/roteiro-video-ciprem.docx
+++ b/apresentacao-ciprem/roteiro-video-ciprem.docx
@@ -3724,7 +3724,7 @@
                 <w:sz w:val="20"/>
                 <w:szCs w:val="20"/>
               </w:rPr>
-              <w:t xml:space="preserve">82.0 s — APOIO: Parcerias e pré-contratos: fale com a nossa equipe hoje, aqui no evento.</w:t>
+              <w:t xml:space="preserve">82.0 s — APOIO: Parcerias e pré-contratos: fale com a nossa equipe.</w:t>
             </w:r>
             <w:r>
               <w:br/>

--- a/apresentacao-ciprem/roteiro-video-ciprem.docx
+++ b/apresentacao-ciprem/roteiro-video-ciprem.docx
@@ -5071,7 +5071,7 @@
                 <w:sz w:val="20"/>
                 <w:szCs w:val="20"/>
               </w:rPr>
-              <w:t xml:space="preserve">Parcerias e pré-contratos: fale com a nossa equipe hoje, aqui no evento.</w:t>
+              <w:t xml:space="preserve">Parcerias e pré-contratos: fale com a nossa equipe.</w:t>
             </w:r>
           </w:p>
         </w:tc>

--- a/apresentacao-ciprem/roteiro-video-ciprem.docx
+++ b/apresentacao-ciprem/roteiro-video-ciprem.docx
@@ -1423,7 +1423,7 @@
           <w:sz w:val="24"/>
           <w:szCs w:val="24"/>
         </w:rPr>
-        <w:t xml:space="preserve">Cena 3 — A SOLUÇÃO (CIPREM)  (00:16.0 → 00:26.0, 250 frames)</w:t>
+        <w:t xml:space="preserve">Cena 3 — A SOLUÇÃO (PEDREIRA VALE DO CRICARÉ)  (00:16.0 → 00:26.0, 250 frames)</w:t>
       </w:r>
     </w:p>
     <w:tbl>
@@ -1587,7 +1587,7 @@
                 <w:sz w:val="20"/>
                 <w:szCs w:val="20"/>
               </w:rPr>
-              <w:t xml:space="preserve">16.0 s — TÍTULO: CIPREM</w:t>
+              <w:t xml:space="preserve">16.0 s — TÍTULO: PEDREIRA VALE DO CRICARÉ</w:t>
             </w:r>
             <w:r>
               <w:br/>
@@ -1663,7 +1663,7 @@
                 <w:sz w:val="20"/>
                 <w:szCs w:val="20"/>
               </w:rPr>
-              <w:t xml:space="preserve">'CIPREM' entra grande (220 px), prata metálica com brilho passando da esquerda para a direita em 20 frames (igual ao logo da vinheta). Apoio abaixo, branco. Em 21 s o título encolhe para o canto superior esquerdo e a frase-chave assume o centro por máscara.</w:t>
+              <w:t xml:space="preserve">'PEDREIRA' pequeno em prata e 'VALE DO CRICARÉ' grande (120 px), prata metálica com brilho passando da esquerda para a direita em 20 frames (igual ao logo da vinheta). Apoio abaixo, branco. Em 21 s o título encolhe para o canto superior esquerdo e a frase-chave assume o centro por máscara.</w:t>
             </w:r>
           </w:p>
         </w:tc>
@@ -3661,7 +3661,7 @@
                 <w:sz w:val="20"/>
                 <w:szCs w:val="20"/>
               </w:rPr>
-              <w:t xml:space="preserve">Alternativa: fundo gerado no Remotion em navy #01002D com partículas, replicando a cartela, para colocar o logo da CIPREM no centro.</w:t>
+              <w:t xml:space="preserve">Alternativa: fundo gerado no Remotion em navy #01002D com partículas, replicando a cartela, para colocar o logo da Pedreira Vale do Cricaré no centro.</w:t>
             </w:r>
           </w:p>
         </w:tc>
@@ -3711,7 +3711,7 @@
                 <w:sz w:val="20"/>
                 <w:szCs w:val="20"/>
               </w:rPr>
-              <w:t xml:space="preserve">80.0 s — TÍTULO: CIPREM  |  GRUPO SÃO VICENTE</w:t>
+              <w:t xml:space="preserve">80.0 s — TÍTULO: PEDREIRA VALE DO CRICARÉ  |  GRUPO SÃO VICENTE</w:t>
             </w:r>
             <w:r>
               <w:br/>
@@ -5350,7 +5350,7 @@
           <w:sz w:val="20"/>
           <w:szCs w:val="20"/>
         </w:rPr>
-        <w:t xml:space="preserve">Gerado por build_roteiro.js a partir de scenes.json em 2026-09-04.</w:t>
+        <w:t xml:space="preserve">Gerado por build_roteiro.js a partir de scenes.json em 2026-09-05.</w:t>
       </w:r>
     </w:p>
     <w:sectPr>
